--- a/guru/import/sample/contoh_soal_pg.docx
+++ b/guru/import/sample/contoh_soal_pg.docx
@@ -1,6 +1,6 @@
 
 <file path=word/document.xml><?xml version="1.0" encoding="utf-8"?>
-<w:document xmlns:wpc="http://schemas.microsoft.com/office/word/2010/wordprocessingCanvas" xmlns:cx="http://schemas.microsoft.com/office/drawing/2014/chartex" xmlns:cx1="http://schemas.microsoft.com/office/drawing/2015/9/8/chartex" xmlns:cx2="http://schemas.microsoft.com/office/drawing/2015/10/21/chartex" xmlns:cx3="http://schemas.microsoft.com/office/drawing/2016/5/9/chartex" xmlns:cx4="http://schemas.microsoft.com/office/drawing/2016/5/10/chartex" xmlns:cx5="http://schemas.microsoft.com/office/drawing/2016/5/11/chartex" xmlns:cx6="http://schemas.microsoft.com/office/drawing/2016/5/12/chartex" xmlns:cx7="http://schemas.microsoft.com/office/drawing/2016/5/13/chartex" xmlns:cx8="http://schemas.microsoft.com/office/drawing/2016/5/14/chartex" xmlns:mc="http://schemas.openxmlformats.org/markup-compatibility/2006" xmlns:aink="http://schemas.microsoft.com/office/drawing/2016/ink" xmlns:am3d="http://schemas.microsoft.com/office/drawing/2017/model3d" xmlns:o="urn:schemas-microsoft-com:office:office" xmlns:r="http://schemas.openxmlformats.org/officeDocument/2006/relationships" xmlns:m="http://schemas.openxmlformats.org/officeDocument/2006/math" xmlns:v="urn:schemas-microsoft-com:vml" xmlns:wp14="http://schemas.microsoft.com/office/word/2010/wordprocessingDrawing" xmlns:wp="http://schemas.openxmlformats.org/drawingml/2006/wordprocessingDrawing" xmlns:w10="urn:schemas-microsoft-com:office:word" xmlns:w="http://schemas.openxmlformats.org/wordprocessingml/2006/main" xmlns:w14="http://schemas.microsoft.com/office/word/2010/wordml" xmlns:w15="http://schemas.microsoft.com/office/word/2012/wordml" xmlns:w16cex="http://schemas.microsoft.com/office/word/2018/wordml/cex" xmlns:w16cid="http://schemas.microsoft.com/office/word/2016/wordml/cid" xmlns:w16="http://schemas.microsoft.com/office/word/2018/wordml" xmlns:w16se="http://schemas.microsoft.com/office/word/2015/wordml/symex" xmlns:wpg="http://schemas.microsoft.com/office/word/2010/wordprocessingGroup" xmlns:wpi="http://schemas.microsoft.com/office/word/2010/wordprocessingInk" xmlns:wne="http://schemas.microsoft.com/office/word/2006/wordml" xmlns:wps="http://schemas.microsoft.com/office/word/2010/wordprocessingShape" mc:Ignorable="w14 w15 w16se w16cid w16 w16cex wp14">
+<w:document xmlns:wpc="http://schemas.microsoft.com/office/word/2010/wordprocessingCanvas" xmlns:cx="http://schemas.microsoft.com/office/drawing/2014/chartex" xmlns:cx1="http://schemas.microsoft.com/office/drawing/2015/9/8/chartex" xmlns:cx2="http://schemas.microsoft.com/office/drawing/2015/10/21/chartex" xmlns:cx3="http://schemas.microsoft.com/office/drawing/2016/5/9/chartex" xmlns:cx4="http://schemas.microsoft.com/office/drawing/2016/5/10/chartex" xmlns:cx5="http://schemas.microsoft.com/office/drawing/2016/5/11/chartex" xmlns:cx6="http://schemas.microsoft.com/office/drawing/2016/5/12/chartex" xmlns:cx7="http://schemas.microsoft.com/office/drawing/2016/5/13/chartex" xmlns:cx8="http://schemas.microsoft.com/office/drawing/2016/5/14/chartex" xmlns:mc="http://schemas.openxmlformats.org/markup-compatibility/2006" xmlns:aink="http://schemas.microsoft.com/office/drawing/2016/ink" xmlns:am3d="http://schemas.microsoft.com/office/drawing/2017/model3d" xmlns:o="urn:schemas-microsoft-com:office:office" xmlns:r="http://schemas.openxmlformats.org/officeDocument/2006/relationships" xmlns:m="http://schemas.openxmlformats.org/officeDocument/2006/math" xmlns:v="urn:schemas-microsoft-com:vml" xmlns:wp14="http://schemas.microsoft.com/office/word/2010/wordprocessingDrawing" xmlns:wp="http://schemas.openxmlformats.org/drawingml/2006/wordprocessingDrawing" xmlns:w10="urn:schemas-microsoft-com:office:word" xmlns:w="http://schemas.openxmlformats.org/wordprocessingml/2006/main" xmlns:w14="http://schemas.microsoft.com/office/word/2010/wordml" xmlns:w15="http://schemas.microsoft.com/office/word/2012/wordml" xmlns:w16cex="http://schemas.microsoft.com/office/word/2018/wordml/cex" xmlns:w16cid="http://schemas.microsoft.com/office/word/2016/wordml/cid" xmlns:w16="http://schemas.microsoft.com/office/word/2018/wordml" xmlns:w16sdtdh="http://schemas.microsoft.com/office/word/2020/wordml/sdtdatahash" xmlns:w16se="http://schemas.microsoft.com/office/word/2015/wordml/symex" xmlns:wpg="http://schemas.microsoft.com/office/word/2010/wordprocessingGroup" xmlns:wpi="http://schemas.microsoft.com/office/word/2010/wordprocessingInk" xmlns:wne="http://schemas.microsoft.com/office/word/2006/wordml" xmlns:wps="http://schemas.microsoft.com/office/word/2010/wordprocessingShape" mc:Ignorable="w14 w15 w16se w16cid w16 w16cex w16sdtdh wp14">
   <w:body>
     <w:tbl>
       <w:tblPr>
@@ -53,6 +53,603 @@
           </w:tcPr>
           <w:p>
             <w:pPr>
+              <w:spacing w:before="100" w:beforeAutospacing="1" w:after="100" w:afterAutospacing="1"/>
+              <w:rPr>
+                <w:rFonts w:ascii="Times New Roman" w:hAnsi="Times New Roman" w:cs="Times New Roman"/>
+                <w:sz w:val="24"/>
+                <w:szCs w:val="24"/>
+                <w:lang w:val="en-ID" w:eastAsia="en-ID"/>
+              </w:rPr>
+            </w:pPr>
+            <w:r>
+              <w:rPr>
+                <w:rFonts w:ascii="Times New Roman" w:hAnsi="Times New Roman" w:cs="Times New Roman"/>
+                <w:i/>
+                <w:iCs/>
+                <w:sz w:val="24"/>
+                <w:szCs w:val="24"/>
+                <w:lang w:val="en-ID" w:eastAsia="en-ID"/>
+              </w:rPr>
+              <w:t xml:space="preserve">"Kala sang </w:t>
+            </w:r>
+            <w:proofErr w:type="spellStart"/>
+            <w:r>
+              <w:rPr>
+                <w:rFonts w:ascii="Times New Roman" w:hAnsi="Times New Roman" w:cs="Times New Roman"/>
+                <w:i/>
+                <w:iCs/>
+                <w:sz w:val="24"/>
+                <w:szCs w:val="24"/>
+                <w:lang w:val="en-ID" w:eastAsia="en-ID"/>
+              </w:rPr>
+              <w:t>fajar</w:t>
+            </w:r>
+            <w:proofErr w:type="spellEnd"/>
+            <w:r>
+              <w:rPr>
+                <w:rFonts w:ascii="Times New Roman" w:hAnsi="Times New Roman" w:cs="Times New Roman"/>
+                <w:i/>
+                <w:iCs/>
+                <w:sz w:val="24"/>
+                <w:szCs w:val="24"/>
+                <w:lang w:val="en-ID" w:eastAsia="en-ID"/>
+              </w:rPr>
+              <w:t xml:space="preserve"> </w:t>
+            </w:r>
+            <w:proofErr w:type="spellStart"/>
+            <w:r>
+              <w:rPr>
+                <w:rFonts w:ascii="Times New Roman" w:hAnsi="Times New Roman" w:cs="Times New Roman"/>
+                <w:i/>
+                <w:iCs/>
+                <w:sz w:val="24"/>
+                <w:szCs w:val="24"/>
+                <w:lang w:val="en-ID" w:eastAsia="en-ID"/>
+              </w:rPr>
+              <w:t>belum</w:t>
+            </w:r>
+            <w:proofErr w:type="spellEnd"/>
+            <w:r>
+              <w:rPr>
+                <w:rFonts w:ascii="Times New Roman" w:hAnsi="Times New Roman" w:cs="Times New Roman"/>
+                <w:i/>
+                <w:iCs/>
+                <w:sz w:val="24"/>
+                <w:szCs w:val="24"/>
+                <w:lang w:val="en-ID" w:eastAsia="en-ID"/>
+              </w:rPr>
+              <w:t xml:space="preserve"> </w:t>
+            </w:r>
+            <w:proofErr w:type="spellStart"/>
+            <w:r>
+              <w:rPr>
+                <w:rFonts w:ascii="Times New Roman" w:hAnsi="Times New Roman" w:cs="Times New Roman"/>
+                <w:i/>
+                <w:iCs/>
+                <w:sz w:val="24"/>
+                <w:szCs w:val="24"/>
+                <w:lang w:val="en-ID" w:eastAsia="en-ID"/>
+              </w:rPr>
+              <w:t>sempurna</w:t>
+            </w:r>
+            <w:proofErr w:type="spellEnd"/>
+            <w:r>
+              <w:rPr>
+                <w:rFonts w:ascii="Times New Roman" w:hAnsi="Times New Roman" w:cs="Times New Roman"/>
+                <w:i/>
+                <w:iCs/>
+                <w:sz w:val="24"/>
+                <w:szCs w:val="24"/>
+                <w:lang w:val="en-ID" w:eastAsia="en-ID"/>
+              </w:rPr>
+              <w:t xml:space="preserve"> </w:t>
+            </w:r>
+            <w:proofErr w:type="spellStart"/>
+            <w:r>
+              <w:rPr>
+                <w:rFonts w:ascii="Times New Roman" w:hAnsi="Times New Roman" w:cs="Times New Roman"/>
+                <w:i/>
+                <w:iCs/>
+                <w:sz w:val="24"/>
+                <w:szCs w:val="24"/>
+                <w:lang w:val="en-ID" w:eastAsia="en-ID"/>
+              </w:rPr>
+              <w:t>menyingsing</w:t>
+            </w:r>
+            <w:proofErr w:type="spellEnd"/>
+            <w:r>
+              <w:rPr>
+                <w:rFonts w:ascii="Times New Roman" w:hAnsi="Times New Roman" w:cs="Times New Roman"/>
+                <w:i/>
+                <w:iCs/>
+                <w:sz w:val="24"/>
+                <w:szCs w:val="24"/>
+                <w:lang w:val="en-ID" w:eastAsia="en-ID"/>
+              </w:rPr>
+              <w:t xml:space="preserve"> di </w:t>
+            </w:r>
+            <w:proofErr w:type="spellStart"/>
+            <w:r>
+              <w:rPr>
+                <w:rFonts w:ascii="Times New Roman" w:hAnsi="Times New Roman" w:cs="Times New Roman"/>
+                <w:i/>
+                <w:iCs/>
+                <w:sz w:val="24"/>
+                <w:szCs w:val="24"/>
+                <w:lang w:val="en-ID" w:eastAsia="en-ID"/>
+              </w:rPr>
+              <w:t>ufuk</w:t>
+            </w:r>
+            <w:proofErr w:type="spellEnd"/>
+            <w:r>
+              <w:rPr>
+                <w:rFonts w:ascii="Times New Roman" w:hAnsi="Times New Roman" w:cs="Times New Roman"/>
+                <w:i/>
+                <w:iCs/>
+                <w:sz w:val="24"/>
+                <w:szCs w:val="24"/>
+                <w:lang w:val="en-ID" w:eastAsia="en-ID"/>
+              </w:rPr>
+              <w:t xml:space="preserve"> </w:t>
+            </w:r>
+            <w:proofErr w:type="spellStart"/>
+            <w:r>
+              <w:rPr>
+                <w:rFonts w:ascii="Times New Roman" w:hAnsi="Times New Roman" w:cs="Times New Roman"/>
+                <w:i/>
+                <w:iCs/>
+                <w:sz w:val="24"/>
+                <w:szCs w:val="24"/>
+                <w:lang w:val="en-ID" w:eastAsia="en-ID"/>
+              </w:rPr>
+              <w:t>timur</w:t>
+            </w:r>
+            <w:proofErr w:type="spellEnd"/>
+            <w:r>
+              <w:rPr>
+                <w:rFonts w:ascii="Times New Roman" w:hAnsi="Times New Roman" w:cs="Times New Roman"/>
+                <w:i/>
+                <w:iCs/>
+                <w:sz w:val="24"/>
+                <w:szCs w:val="24"/>
+                <w:lang w:val="en-ID" w:eastAsia="en-ID"/>
+              </w:rPr>
+              <w:t xml:space="preserve">, </w:t>
+            </w:r>
+            <w:proofErr w:type="spellStart"/>
+            <w:r>
+              <w:rPr>
+                <w:rFonts w:ascii="Times New Roman" w:hAnsi="Times New Roman" w:cs="Times New Roman"/>
+                <w:i/>
+                <w:iCs/>
+                <w:sz w:val="24"/>
+                <w:szCs w:val="24"/>
+                <w:lang w:val="en-ID" w:eastAsia="en-ID"/>
+              </w:rPr>
+              <w:t>Senopati</w:t>
+            </w:r>
+            <w:proofErr w:type="spellEnd"/>
+            <w:r>
+              <w:rPr>
+                <w:rFonts w:ascii="Times New Roman" w:hAnsi="Times New Roman" w:cs="Times New Roman"/>
+                <w:i/>
+                <w:iCs/>
+                <w:sz w:val="24"/>
+                <w:szCs w:val="24"/>
+                <w:lang w:val="en-ID" w:eastAsia="en-ID"/>
+              </w:rPr>
+              <w:t xml:space="preserve"> </w:t>
+            </w:r>
+            <w:proofErr w:type="spellStart"/>
+            <w:r>
+              <w:rPr>
+                <w:rFonts w:ascii="Times New Roman" w:hAnsi="Times New Roman" w:cs="Times New Roman"/>
+                <w:i/>
+                <w:iCs/>
+                <w:sz w:val="24"/>
+                <w:szCs w:val="24"/>
+                <w:lang w:val="en-ID" w:eastAsia="en-ID"/>
+              </w:rPr>
+              <w:t>Danureja</w:t>
+            </w:r>
+            <w:proofErr w:type="spellEnd"/>
+            <w:r>
+              <w:rPr>
+                <w:rFonts w:ascii="Times New Roman" w:hAnsi="Times New Roman" w:cs="Times New Roman"/>
+                <w:i/>
+                <w:iCs/>
+                <w:sz w:val="24"/>
+                <w:szCs w:val="24"/>
+                <w:lang w:val="en-ID" w:eastAsia="en-ID"/>
+              </w:rPr>
+              <w:t xml:space="preserve"> </w:t>
+            </w:r>
+            <w:proofErr w:type="spellStart"/>
+            <w:r>
+              <w:rPr>
+                <w:rFonts w:ascii="Times New Roman" w:hAnsi="Times New Roman" w:cs="Times New Roman"/>
+                <w:i/>
+                <w:iCs/>
+                <w:sz w:val="24"/>
+                <w:szCs w:val="24"/>
+                <w:lang w:val="en-ID" w:eastAsia="en-ID"/>
+              </w:rPr>
+              <w:t>diam-diam</w:t>
+            </w:r>
+            <w:proofErr w:type="spellEnd"/>
+            <w:r>
+              <w:rPr>
+                <w:rFonts w:ascii="Times New Roman" w:hAnsi="Times New Roman" w:cs="Times New Roman"/>
+                <w:i/>
+                <w:iCs/>
+                <w:sz w:val="24"/>
+                <w:szCs w:val="24"/>
+                <w:lang w:val="en-ID" w:eastAsia="en-ID"/>
+              </w:rPr>
+              <w:t xml:space="preserve"> </w:t>
+            </w:r>
+            <w:proofErr w:type="spellStart"/>
+            <w:r>
+              <w:rPr>
+                <w:rFonts w:ascii="Times New Roman" w:hAnsi="Times New Roman" w:cs="Times New Roman"/>
+                <w:i/>
+                <w:iCs/>
+                <w:sz w:val="24"/>
+                <w:szCs w:val="24"/>
+                <w:lang w:val="en-ID" w:eastAsia="en-ID"/>
+              </w:rPr>
+              <w:t>telah</w:t>
+            </w:r>
+            <w:proofErr w:type="spellEnd"/>
+            <w:r>
+              <w:rPr>
+                <w:rFonts w:ascii="Times New Roman" w:hAnsi="Times New Roman" w:cs="Times New Roman"/>
+                <w:i/>
+                <w:iCs/>
+                <w:sz w:val="24"/>
+                <w:szCs w:val="24"/>
+                <w:lang w:val="en-ID" w:eastAsia="en-ID"/>
+              </w:rPr>
+              <w:t xml:space="preserve"> </w:t>
+            </w:r>
+            <w:proofErr w:type="spellStart"/>
+            <w:r>
+              <w:rPr>
+                <w:rFonts w:ascii="Times New Roman" w:hAnsi="Times New Roman" w:cs="Times New Roman"/>
+                <w:i/>
+                <w:iCs/>
+                <w:sz w:val="24"/>
+                <w:szCs w:val="24"/>
+                <w:lang w:val="en-ID" w:eastAsia="en-ID"/>
+              </w:rPr>
+              <w:t>mengumpulkan</w:t>
+            </w:r>
+            <w:proofErr w:type="spellEnd"/>
+            <w:r>
+              <w:rPr>
+                <w:rFonts w:ascii="Times New Roman" w:hAnsi="Times New Roman" w:cs="Times New Roman"/>
+                <w:i/>
+                <w:iCs/>
+                <w:sz w:val="24"/>
+                <w:szCs w:val="24"/>
+                <w:lang w:val="en-ID" w:eastAsia="en-ID"/>
+              </w:rPr>
+              <w:t xml:space="preserve"> para </w:t>
+            </w:r>
+            <w:proofErr w:type="spellStart"/>
+            <w:r>
+              <w:rPr>
+                <w:rFonts w:ascii="Times New Roman" w:hAnsi="Times New Roman" w:cs="Times New Roman"/>
+                <w:i/>
+                <w:iCs/>
+                <w:sz w:val="24"/>
+                <w:szCs w:val="24"/>
+                <w:lang w:val="en-ID" w:eastAsia="en-ID"/>
+              </w:rPr>
+              <w:t>prajurit</w:t>
+            </w:r>
+            <w:proofErr w:type="spellEnd"/>
+            <w:r>
+              <w:rPr>
+                <w:rFonts w:ascii="Times New Roman" w:hAnsi="Times New Roman" w:cs="Times New Roman"/>
+                <w:i/>
+                <w:iCs/>
+                <w:sz w:val="24"/>
+                <w:szCs w:val="24"/>
+                <w:lang w:val="en-ID" w:eastAsia="en-ID"/>
+              </w:rPr>
+              <w:t xml:space="preserve"> </w:t>
+            </w:r>
+            <w:proofErr w:type="spellStart"/>
+            <w:r>
+              <w:rPr>
+                <w:rFonts w:ascii="Times New Roman" w:hAnsi="Times New Roman" w:cs="Times New Roman"/>
+                <w:i/>
+                <w:iCs/>
+                <w:sz w:val="24"/>
+                <w:szCs w:val="24"/>
+                <w:lang w:val="en-ID" w:eastAsia="en-ID"/>
+              </w:rPr>
+              <w:t>pilihannya</w:t>
+            </w:r>
+            <w:proofErr w:type="spellEnd"/>
+            <w:r>
+              <w:rPr>
+                <w:rFonts w:ascii="Times New Roman" w:hAnsi="Times New Roman" w:cs="Times New Roman"/>
+                <w:i/>
+                <w:iCs/>
+                <w:sz w:val="24"/>
+                <w:szCs w:val="24"/>
+                <w:lang w:val="en-ID" w:eastAsia="en-ID"/>
+              </w:rPr>
+              <w:t xml:space="preserve"> di </w:t>
+            </w:r>
+            <w:proofErr w:type="spellStart"/>
+            <w:r>
+              <w:rPr>
+                <w:rFonts w:ascii="Times New Roman" w:hAnsi="Times New Roman" w:cs="Times New Roman"/>
+                <w:i/>
+                <w:iCs/>
+                <w:sz w:val="24"/>
+                <w:szCs w:val="24"/>
+                <w:lang w:val="en-ID" w:eastAsia="en-ID"/>
+              </w:rPr>
+              <w:t>balik</w:t>
+            </w:r>
+            <w:proofErr w:type="spellEnd"/>
+            <w:r>
+              <w:rPr>
+                <w:rFonts w:ascii="Times New Roman" w:hAnsi="Times New Roman" w:cs="Times New Roman"/>
+                <w:i/>
+                <w:iCs/>
+                <w:sz w:val="24"/>
+                <w:szCs w:val="24"/>
+                <w:lang w:val="en-ID" w:eastAsia="en-ID"/>
+              </w:rPr>
+              <w:t xml:space="preserve"> </w:t>
+            </w:r>
+            <w:proofErr w:type="spellStart"/>
+            <w:r>
+              <w:rPr>
+                <w:rFonts w:ascii="Times New Roman" w:hAnsi="Times New Roman" w:cs="Times New Roman"/>
+                <w:i/>
+                <w:iCs/>
+                <w:sz w:val="24"/>
+                <w:szCs w:val="24"/>
+                <w:lang w:val="en-ID" w:eastAsia="en-ID"/>
+              </w:rPr>
+              <w:t>gerbang</w:t>
+            </w:r>
+            <w:proofErr w:type="spellEnd"/>
+            <w:r>
+              <w:rPr>
+                <w:rFonts w:ascii="Times New Roman" w:hAnsi="Times New Roman" w:cs="Times New Roman"/>
+                <w:i/>
+                <w:iCs/>
+                <w:sz w:val="24"/>
+                <w:szCs w:val="24"/>
+                <w:lang w:val="en-ID" w:eastAsia="en-ID"/>
+              </w:rPr>
+              <w:t xml:space="preserve"> </w:t>
+            </w:r>
+            <w:proofErr w:type="spellStart"/>
+            <w:r>
+              <w:rPr>
+                <w:rFonts w:ascii="Times New Roman" w:hAnsi="Times New Roman" w:cs="Times New Roman"/>
+                <w:i/>
+                <w:iCs/>
+                <w:sz w:val="24"/>
+                <w:szCs w:val="24"/>
+                <w:lang w:val="en-ID" w:eastAsia="en-ID"/>
+              </w:rPr>
+              <w:t>benteng</w:t>
+            </w:r>
+            <w:proofErr w:type="spellEnd"/>
+            <w:r>
+              <w:rPr>
+                <w:rFonts w:ascii="Times New Roman" w:hAnsi="Times New Roman" w:cs="Times New Roman"/>
+                <w:i/>
+                <w:iCs/>
+                <w:sz w:val="24"/>
+                <w:szCs w:val="24"/>
+                <w:lang w:val="en-ID" w:eastAsia="en-ID"/>
+              </w:rPr>
+              <w:t>."</w:t>
+            </w:r>
+          </w:p>
+          <w:p>
+            <w:pPr>
+              <w:spacing w:before="100" w:beforeAutospacing="1" w:after="100" w:afterAutospacing="1"/>
+              <w:rPr>
+                <w:rFonts w:ascii="Times New Roman" w:hAnsi="Times New Roman" w:cs="Times New Roman"/>
+                <w:sz w:val="24"/>
+                <w:szCs w:val="24"/>
+                <w:lang w:val="en-ID" w:eastAsia="en-ID"/>
+              </w:rPr>
+            </w:pPr>
+            <w:proofErr w:type="spellStart"/>
+            <w:r>
+              <w:rPr>
+                <w:rFonts w:ascii="Times New Roman" w:hAnsi="Times New Roman" w:cs="Times New Roman"/>
+                <w:sz w:val="24"/>
+                <w:szCs w:val="24"/>
+                <w:lang w:val="en-ID" w:eastAsia="en-ID"/>
+              </w:rPr>
+              <w:t>Kaidah</w:t>
+            </w:r>
+            <w:proofErr w:type="spellEnd"/>
+            <w:r>
+              <w:rPr>
+                <w:rFonts w:ascii="Times New Roman" w:hAnsi="Times New Roman" w:cs="Times New Roman"/>
+                <w:sz w:val="24"/>
+                <w:szCs w:val="24"/>
+                <w:lang w:val="en-ID" w:eastAsia="en-ID"/>
+              </w:rPr>
+              <w:t xml:space="preserve"> </w:t>
+            </w:r>
+            <w:proofErr w:type="spellStart"/>
+            <w:r>
+              <w:rPr>
+                <w:rFonts w:ascii="Times New Roman" w:hAnsi="Times New Roman" w:cs="Times New Roman"/>
+                <w:sz w:val="24"/>
+                <w:szCs w:val="24"/>
+                <w:lang w:val="en-ID" w:eastAsia="en-ID"/>
+              </w:rPr>
+              <w:t>kebahasaan</w:t>
+            </w:r>
+            <w:proofErr w:type="spellEnd"/>
+            <w:r>
+              <w:rPr>
+                <w:rFonts w:ascii="Times New Roman" w:hAnsi="Times New Roman" w:cs="Times New Roman"/>
+                <w:sz w:val="24"/>
+                <w:szCs w:val="24"/>
+                <w:lang w:val="en-ID" w:eastAsia="en-ID"/>
+              </w:rPr>
+              <w:t xml:space="preserve"> </w:t>
+            </w:r>
+            <w:proofErr w:type="spellStart"/>
+            <w:r>
+              <w:rPr>
+                <w:rFonts w:ascii="Times New Roman" w:hAnsi="Times New Roman" w:cs="Times New Roman"/>
+                <w:sz w:val="24"/>
+                <w:szCs w:val="24"/>
+                <w:lang w:val="en-ID" w:eastAsia="en-ID"/>
+              </w:rPr>
+              <w:t>dominan</w:t>
+            </w:r>
+            <w:proofErr w:type="spellEnd"/>
+            <w:r>
+              <w:rPr>
+                <w:rFonts w:ascii="Times New Roman" w:hAnsi="Times New Roman" w:cs="Times New Roman"/>
+                <w:sz w:val="24"/>
+                <w:szCs w:val="24"/>
+                <w:lang w:val="en-ID" w:eastAsia="en-ID"/>
+              </w:rPr>
+              <w:t xml:space="preserve"> yang </w:t>
+            </w:r>
+            <w:proofErr w:type="spellStart"/>
+            <w:r>
+              <w:rPr>
+                <w:rFonts w:ascii="Times New Roman" w:hAnsi="Times New Roman" w:cs="Times New Roman"/>
+                <w:sz w:val="24"/>
+                <w:szCs w:val="24"/>
+                <w:lang w:val="en-ID" w:eastAsia="en-ID"/>
+              </w:rPr>
+              <w:t>menandai</w:t>
+            </w:r>
+            <w:proofErr w:type="spellEnd"/>
+            <w:r>
+              <w:rPr>
+                <w:rFonts w:ascii="Times New Roman" w:hAnsi="Times New Roman" w:cs="Times New Roman"/>
+                <w:sz w:val="24"/>
+                <w:szCs w:val="24"/>
+                <w:lang w:val="en-ID" w:eastAsia="en-ID"/>
+              </w:rPr>
+              <w:t xml:space="preserve"> </w:t>
+            </w:r>
+            <w:proofErr w:type="spellStart"/>
+            <w:r>
+              <w:rPr>
+                <w:rFonts w:ascii="Times New Roman" w:hAnsi="Times New Roman" w:cs="Times New Roman"/>
+                <w:sz w:val="24"/>
+                <w:szCs w:val="24"/>
+                <w:lang w:val="en-ID" w:eastAsia="en-ID"/>
+              </w:rPr>
+              <w:t>kutipan</w:t>
+            </w:r>
+            <w:proofErr w:type="spellEnd"/>
+            <w:r>
+              <w:rPr>
+                <w:rFonts w:ascii="Times New Roman" w:hAnsi="Times New Roman" w:cs="Times New Roman"/>
+                <w:sz w:val="24"/>
+                <w:szCs w:val="24"/>
+                <w:lang w:val="en-ID" w:eastAsia="en-ID"/>
+              </w:rPr>
+              <w:t xml:space="preserve"> </w:t>
+            </w:r>
+            <w:proofErr w:type="spellStart"/>
+            <w:r>
+              <w:rPr>
+                <w:rFonts w:ascii="Times New Roman" w:hAnsi="Times New Roman" w:cs="Times New Roman"/>
+                <w:sz w:val="24"/>
+                <w:szCs w:val="24"/>
+                <w:lang w:val="en-ID" w:eastAsia="en-ID"/>
+              </w:rPr>
+              <w:t>cerita</w:t>
+            </w:r>
+            <w:proofErr w:type="spellEnd"/>
+            <w:r>
+              <w:rPr>
+                <w:rFonts w:ascii="Times New Roman" w:hAnsi="Times New Roman" w:cs="Times New Roman"/>
+                <w:sz w:val="24"/>
+                <w:szCs w:val="24"/>
+                <w:lang w:val="en-ID" w:eastAsia="en-ID"/>
+              </w:rPr>
+              <w:t xml:space="preserve"> </w:t>
+            </w:r>
+            <w:proofErr w:type="spellStart"/>
+            <w:r>
+              <w:rPr>
+                <w:rFonts w:ascii="Times New Roman" w:hAnsi="Times New Roman" w:cs="Times New Roman"/>
+                <w:sz w:val="24"/>
+                <w:szCs w:val="24"/>
+                <w:lang w:val="en-ID" w:eastAsia="en-ID"/>
+              </w:rPr>
+              <w:t>sejarah</w:t>
+            </w:r>
+            <w:proofErr w:type="spellEnd"/>
+            <w:r>
+              <w:rPr>
+                <w:rFonts w:ascii="Times New Roman" w:hAnsi="Times New Roman" w:cs="Times New Roman"/>
+                <w:sz w:val="24"/>
+                <w:szCs w:val="24"/>
+                <w:lang w:val="en-ID" w:eastAsia="en-ID"/>
+              </w:rPr>
+              <w:t xml:space="preserve"> di </w:t>
+            </w:r>
+            <w:proofErr w:type="spellStart"/>
+            <w:r>
+              <w:rPr>
+                <w:rFonts w:ascii="Times New Roman" w:hAnsi="Times New Roman" w:cs="Times New Roman"/>
+                <w:sz w:val="24"/>
+                <w:szCs w:val="24"/>
+                <w:lang w:val="en-ID" w:eastAsia="en-ID"/>
+              </w:rPr>
+              <w:t>atas</w:t>
+            </w:r>
+            <w:proofErr w:type="spellEnd"/>
+            <w:r>
+              <w:rPr>
+                <w:rFonts w:ascii="Times New Roman" w:hAnsi="Times New Roman" w:cs="Times New Roman"/>
+                <w:sz w:val="24"/>
+                <w:szCs w:val="24"/>
+                <w:lang w:val="en-ID" w:eastAsia="en-ID"/>
+              </w:rPr>
+              <w:t xml:space="preserve"> </w:t>
+            </w:r>
+            <w:proofErr w:type="spellStart"/>
+            <w:r>
+              <w:rPr>
+                <w:rFonts w:ascii="Times New Roman" w:hAnsi="Times New Roman" w:cs="Times New Roman"/>
+                <w:sz w:val="24"/>
+                <w:szCs w:val="24"/>
+                <w:lang w:val="en-ID" w:eastAsia="en-ID"/>
+              </w:rPr>
+              <w:t>adalah</w:t>
+            </w:r>
+            <w:proofErr w:type="spellEnd"/>
+            <w:r>
+              <w:rPr>
+                <w:rFonts w:ascii="Times New Roman" w:hAnsi="Times New Roman" w:cs="Times New Roman"/>
+                <w:sz w:val="24"/>
+                <w:szCs w:val="24"/>
+                <w:lang w:val="en-ID" w:eastAsia="en-ID"/>
+              </w:rPr>
+              <w:t>...</w:t>
+            </w:r>
+          </w:p>
+          <w:p>
+            <w:pPr>
               <w:pStyle w:val="ListParagraph"/>
               <w:spacing w:after="0"/>
               <w:ind w:left="0"/>
@@ -62,204 +659,6 @@
                 <w:szCs w:val="24"/>
               </w:rPr>
             </w:pPr>
-            <w:proofErr w:type="spellStart"/>
-            <w:r>
-              <w:rPr>
-                <w:rFonts w:ascii="Arial" w:hAnsi="Arial"/>
-                <w:sz w:val="24"/>
-                <w:szCs w:val="24"/>
-              </w:rPr>
-              <w:t>Bahan</w:t>
-            </w:r>
-            <w:proofErr w:type="spellEnd"/>
-            <w:r>
-              <w:rPr>
-                <w:rFonts w:ascii="Arial" w:hAnsi="Arial"/>
-                <w:sz w:val="24"/>
-                <w:szCs w:val="24"/>
-              </w:rPr>
-              <w:t xml:space="preserve"> yang </w:t>
-            </w:r>
-            <w:proofErr w:type="spellStart"/>
-            <w:r>
-              <w:rPr>
-                <w:rFonts w:ascii="Arial" w:hAnsi="Arial"/>
-                <w:sz w:val="24"/>
-                <w:szCs w:val="24"/>
-              </w:rPr>
-              <w:t>berasal</w:t>
-            </w:r>
-            <w:proofErr w:type="spellEnd"/>
-            <w:r>
-              <w:rPr>
-                <w:rFonts w:ascii="Arial" w:hAnsi="Arial"/>
-                <w:sz w:val="24"/>
-                <w:szCs w:val="24"/>
-              </w:rPr>
-              <w:t xml:space="preserve"> </w:t>
-            </w:r>
-            <w:proofErr w:type="spellStart"/>
-            <w:r>
-              <w:rPr>
-                <w:rFonts w:ascii="Arial" w:hAnsi="Arial"/>
-                <w:sz w:val="24"/>
-                <w:szCs w:val="24"/>
-              </w:rPr>
-              <w:t>dari</w:t>
-            </w:r>
-            <w:proofErr w:type="spellEnd"/>
-            <w:r>
-              <w:rPr>
-                <w:rFonts w:ascii="Arial" w:hAnsi="Arial"/>
-                <w:sz w:val="24"/>
-                <w:szCs w:val="24"/>
-              </w:rPr>
-              <w:t xml:space="preserve"> </w:t>
-            </w:r>
-            <w:proofErr w:type="spellStart"/>
-            <w:r>
-              <w:rPr>
-                <w:rFonts w:ascii="Arial" w:hAnsi="Arial"/>
-                <w:sz w:val="24"/>
-                <w:szCs w:val="24"/>
-              </w:rPr>
-              <w:t>kekayaan</w:t>
-            </w:r>
-            <w:proofErr w:type="spellEnd"/>
-            <w:r>
-              <w:rPr>
-                <w:rFonts w:ascii="Arial" w:hAnsi="Arial"/>
-                <w:sz w:val="24"/>
-                <w:szCs w:val="24"/>
-              </w:rPr>
-              <w:t xml:space="preserve"> </w:t>
-            </w:r>
-            <w:proofErr w:type="spellStart"/>
-            <w:r>
-              <w:rPr>
-                <w:rFonts w:ascii="Arial" w:hAnsi="Arial"/>
-                <w:sz w:val="24"/>
-                <w:szCs w:val="24"/>
-              </w:rPr>
-              <w:t>alam</w:t>
-            </w:r>
-            <w:proofErr w:type="spellEnd"/>
-            <w:r>
-              <w:rPr>
-                <w:rFonts w:ascii="Arial" w:hAnsi="Arial"/>
-                <w:sz w:val="24"/>
-                <w:szCs w:val="24"/>
-              </w:rPr>
-              <w:t xml:space="preserve"> yang </w:t>
-            </w:r>
-            <w:proofErr w:type="spellStart"/>
-            <w:r>
-              <w:rPr>
-                <w:rFonts w:ascii="Arial" w:hAnsi="Arial"/>
-                <w:sz w:val="24"/>
-                <w:szCs w:val="24"/>
-              </w:rPr>
-              <w:t>ada</w:t>
-            </w:r>
-            <w:proofErr w:type="spellEnd"/>
-            <w:r>
-              <w:rPr>
-                <w:rFonts w:ascii="Arial" w:hAnsi="Arial"/>
-                <w:sz w:val="24"/>
-                <w:szCs w:val="24"/>
-              </w:rPr>
-              <w:t xml:space="preserve"> </w:t>
-            </w:r>
-            <w:proofErr w:type="spellStart"/>
-            <w:r>
-              <w:rPr>
-                <w:rFonts w:ascii="Arial" w:hAnsi="Arial"/>
-                <w:sz w:val="24"/>
-                <w:szCs w:val="24"/>
-              </w:rPr>
-              <w:t>didaratan</w:t>
-            </w:r>
-            <w:proofErr w:type="spellEnd"/>
-            <w:r>
-              <w:rPr>
-                <w:rFonts w:ascii="Arial" w:hAnsi="Arial"/>
-                <w:sz w:val="24"/>
-                <w:szCs w:val="24"/>
-              </w:rPr>
-              <w:t xml:space="preserve"> dan </w:t>
-            </w:r>
-            <w:proofErr w:type="spellStart"/>
-            <w:r>
-              <w:rPr>
-                <w:rFonts w:ascii="Arial" w:hAnsi="Arial"/>
-                <w:sz w:val="24"/>
-                <w:szCs w:val="24"/>
-              </w:rPr>
-              <w:t>dilautan</w:t>
-            </w:r>
-            <w:proofErr w:type="spellEnd"/>
-            <w:r>
-              <w:rPr>
-                <w:rFonts w:ascii="Arial" w:hAnsi="Arial"/>
-                <w:sz w:val="24"/>
-                <w:szCs w:val="24"/>
-              </w:rPr>
-              <w:t xml:space="preserve"> </w:t>
-            </w:r>
-            <w:proofErr w:type="spellStart"/>
-            <w:r>
-              <w:rPr>
-                <w:rFonts w:ascii="Arial" w:hAnsi="Arial"/>
-                <w:sz w:val="24"/>
-                <w:szCs w:val="24"/>
-              </w:rPr>
-              <w:t>adalah</w:t>
-            </w:r>
-            <w:proofErr w:type="spellEnd"/>
-            <w:r>
-              <w:rPr>
-                <w:rFonts w:ascii="Arial" w:hAnsi="Arial"/>
-                <w:sz w:val="24"/>
-                <w:szCs w:val="24"/>
-              </w:rPr>
-              <w:t xml:space="preserve"> </w:t>
-            </w:r>
-            <w:proofErr w:type="spellStart"/>
-            <w:r>
-              <w:rPr>
-                <w:rFonts w:ascii="Arial" w:hAnsi="Arial"/>
-                <w:sz w:val="24"/>
-                <w:szCs w:val="24"/>
-              </w:rPr>
-              <w:t>pengertian</w:t>
-            </w:r>
-            <w:proofErr w:type="spellEnd"/>
-            <w:r>
-              <w:rPr>
-                <w:rFonts w:ascii="Arial" w:hAnsi="Arial"/>
-                <w:sz w:val="24"/>
-                <w:szCs w:val="24"/>
-              </w:rPr>
-              <w:t xml:space="preserve"> </w:t>
-            </w:r>
-            <w:proofErr w:type="spellStart"/>
-            <w:r>
-              <w:rPr>
-                <w:rFonts w:ascii="Arial" w:hAnsi="Arial"/>
-                <w:sz w:val="24"/>
-                <w:szCs w:val="24"/>
-              </w:rPr>
-              <w:t>dari</w:t>
-            </w:r>
-            <w:proofErr w:type="spellEnd"/>
-            <w:r>
-              <w:rPr>
-                <w:rFonts w:ascii="Arial" w:hAnsi="Arial"/>
-                <w:sz w:val="24"/>
-                <w:szCs w:val="24"/>
-              </w:rPr>
-              <w:t xml:space="preserve"> ….</w:t>
-            </w:r>
           </w:p>
         </w:tc>
       </w:tr>
@@ -303,42 +702,30 @@
                 <w:szCs w:val="24"/>
               </w:rPr>
             </w:pPr>
-            <w:proofErr w:type="spellStart"/>
-            <w:r>
-              <w:rPr>
-                <w:rFonts w:ascii="Arial" w:hAnsi="Arial"/>
-                <w:sz w:val="24"/>
-                <w:szCs w:val="24"/>
-              </w:rPr>
-              <w:t>Bahan</w:t>
-            </w:r>
-            <w:proofErr w:type="spellEnd"/>
-            <w:r>
-              <w:rPr>
-                <w:rFonts w:ascii="Arial" w:hAnsi="Arial"/>
-                <w:sz w:val="24"/>
-                <w:szCs w:val="24"/>
-              </w:rPr>
-              <w:t xml:space="preserve"> </w:t>
-            </w:r>
-            <w:proofErr w:type="spellStart"/>
-            <w:r>
-              <w:rPr>
-                <w:rFonts w:ascii="Arial" w:hAnsi="Arial"/>
-                <w:sz w:val="24"/>
-                <w:szCs w:val="24"/>
-              </w:rPr>
-              <w:t>Alam</w:t>
-            </w:r>
-            <w:proofErr w:type="spellEnd"/>
-            <w:r>
-              <w:rPr>
-                <w:rFonts w:ascii="Arial" w:hAnsi="Arial"/>
-                <w:sz w:val="24"/>
-                <w:szCs w:val="24"/>
-              </w:rPr>
-              <w:t xml:space="preserve">  </w:t>
-            </w:r>
+            <w:r>
+              <w:t xml:space="preserve">Kata </w:t>
+            </w:r>
+            <w:proofErr w:type="spellStart"/>
+            <w:r>
+              <w:t>kerja</w:t>
+            </w:r>
+            <w:proofErr w:type="spellEnd"/>
+            <w:r>
+              <w:t xml:space="preserve"> mental dan </w:t>
+            </w:r>
+            <w:proofErr w:type="spellStart"/>
+            <w:r>
+              <w:t>konjungsi</w:t>
+            </w:r>
+            <w:proofErr w:type="spellEnd"/>
+            <w:r>
+              <w:t xml:space="preserve"> </w:t>
+            </w:r>
+            <w:proofErr w:type="spellStart"/>
+            <w:r>
+              <w:t>kausalitas</w:t>
+            </w:r>
+            <w:proofErr w:type="spellEnd"/>
           </w:p>
         </w:tc>
       </w:tr>
@@ -384,32 +771,36 @@
             </w:pPr>
             <w:proofErr w:type="spellStart"/>
             <w:r>
-              <w:rPr>
-                <w:rFonts w:ascii="Arial" w:hAnsi="Arial"/>
-                <w:sz w:val="24"/>
-                <w:szCs w:val="24"/>
-              </w:rPr>
-              <w:t>Bahan</w:t>
-            </w:r>
-            <w:proofErr w:type="spellEnd"/>
-            <w:r>
-              <w:rPr>
-                <w:rFonts w:ascii="Arial" w:hAnsi="Arial"/>
-                <w:sz w:val="24"/>
-                <w:szCs w:val="24"/>
-              </w:rPr>
-              <w:t xml:space="preserve"> </w:t>
-            </w:r>
-            <w:proofErr w:type="spellStart"/>
-            <w:r>
-              <w:rPr>
-                <w:rFonts w:ascii="Arial" w:hAnsi="Arial"/>
-                <w:sz w:val="24"/>
-                <w:szCs w:val="24"/>
-              </w:rPr>
-              <w:t>Buatan</w:t>
-            </w:r>
-            <w:proofErr w:type="spellEnd"/>
+              <w:t>Kalimat</w:t>
+            </w:r>
+            <w:proofErr w:type="spellEnd"/>
+            <w:r>
+              <w:t xml:space="preserve"> </w:t>
+            </w:r>
+            <w:proofErr w:type="spellStart"/>
+            <w:r>
+              <w:t>bermakna</w:t>
+            </w:r>
+            <w:proofErr w:type="spellEnd"/>
+            <w:r>
+              <w:t xml:space="preserve"> </w:t>
+            </w:r>
+            <w:proofErr w:type="spellStart"/>
+            <w:r>
+              <w:t>lampau</w:t>
+            </w:r>
+            <w:proofErr w:type="spellEnd"/>
+            <w:r>
+              <w:t xml:space="preserve"> dan kata </w:t>
+            </w:r>
+            <w:proofErr w:type="spellStart"/>
+            <w:r>
+              <w:t>kerja</w:t>
+            </w:r>
+            <w:proofErr w:type="spellEnd"/>
+            <w:r>
+              <w:t xml:space="preserve"> material</w:t>
+            </w:r>
           </w:p>
         </w:tc>
       </w:tr>
@@ -463,48 +854,31 @@
             </w:pPr>
             <w:proofErr w:type="spellStart"/>
             <w:r>
-              <w:rPr>
-                <w:rFonts w:ascii="Arial" w:hAnsi="Arial"/>
-                <w:sz w:val="24"/>
-                <w:szCs w:val="24"/>
-              </w:rPr>
-              <w:t>Bahan</w:t>
-            </w:r>
-            <w:proofErr w:type="spellEnd"/>
-            <w:r>
-              <w:rPr>
-                <w:rFonts w:ascii="Arial" w:hAnsi="Arial"/>
-                <w:sz w:val="24"/>
-                <w:szCs w:val="24"/>
-              </w:rPr>
-              <w:t xml:space="preserve"> </w:t>
-            </w:r>
-            <w:proofErr w:type="spellStart"/>
-            <w:r>
-              <w:rPr>
-                <w:rFonts w:ascii="Arial" w:hAnsi="Arial"/>
-                <w:sz w:val="24"/>
-                <w:szCs w:val="24"/>
-              </w:rPr>
-              <w:t>Alam</w:t>
-            </w:r>
-            <w:proofErr w:type="spellEnd"/>
-            <w:r>
-              <w:rPr>
-                <w:rFonts w:ascii="Arial" w:hAnsi="Arial"/>
-                <w:sz w:val="24"/>
-                <w:szCs w:val="24"/>
-              </w:rPr>
-              <w:t xml:space="preserve"> </w:t>
-            </w:r>
-            <w:proofErr w:type="spellStart"/>
-            <w:r>
-              <w:rPr>
-                <w:rFonts w:ascii="Arial" w:hAnsi="Arial"/>
-                <w:sz w:val="24"/>
-                <w:szCs w:val="24"/>
-              </w:rPr>
-              <w:t>Semesta</w:t>
+              <w:t>Kalimat</w:t>
+            </w:r>
+            <w:proofErr w:type="spellEnd"/>
+            <w:r>
+              <w:t xml:space="preserve"> </w:t>
+            </w:r>
+            <w:proofErr w:type="spellStart"/>
+            <w:r>
+              <w:t>tidak</w:t>
+            </w:r>
+            <w:proofErr w:type="spellEnd"/>
+            <w:r>
+              <w:t xml:space="preserve"> </w:t>
+            </w:r>
+            <w:proofErr w:type="spellStart"/>
+            <w:r>
+              <w:t>langsung</w:t>
+            </w:r>
+            <w:proofErr w:type="spellEnd"/>
+            <w:r>
+              <w:t xml:space="preserve"> dan kata </w:t>
+            </w:r>
+            <w:proofErr w:type="spellStart"/>
+            <w:r>
+              <w:t>kias</w:t>
             </w:r>
             <w:proofErr w:type="spellEnd"/>
           </w:p>
@@ -554,48 +928,23 @@
             </w:pPr>
             <w:proofErr w:type="spellStart"/>
             <w:r>
-              <w:rPr>
-                <w:rFonts w:ascii="Arial" w:hAnsi="Arial"/>
-                <w:sz w:val="24"/>
-                <w:szCs w:val="24"/>
-              </w:rPr>
-              <w:t>Bahan</w:t>
-            </w:r>
-            <w:proofErr w:type="spellEnd"/>
-            <w:r>
-              <w:rPr>
-                <w:rFonts w:ascii="Arial" w:hAnsi="Arial"/>
-                <w:sz w:val="24"/>
-                <w:szCs w:val="24"/>
-              </w:rPr>
-              <w:t xml:space="preserve"> </w:t>
-            </w:r>
-            <w:proofErr w:type="spellStart"/>
-            <w:r>
-              <w:rPr>
-                <w:rFonts w:ascii="Arial" w:hAnsi="Arial"/>
-                <w:sz w:val="24"/>
-                <w:szCs w:val="24"/>
-              </w:rPr>
-              <w:t>Buatan</w:t>
-            </w:r>
-            <w:proofErr w:type="spellEnd"/>
-            <w:r>
-              <w:rPr>
-                <w:rFonts w:ascii="Arial" w:hAnsi="Arial"/>
-                <w:sz w:val="24"/>
-                <w:szCs w:val="24"/>
-              </w:rPr>
-              <w:t xml:space="preserve"> </w:t>
-            </w:r>
-            <w:proofErr w:type="spellStart"/>
-            <w:r>
-              <w:rPr>
-                <w:rFonts w:ascii="Arial" w:hAnsi="Arial"/>
-                <w:sz w:val="24"/>
-                <w:szCs w:val="24"/>
-              </w:rPr>
-              <w:t>Alam</w:t>
+              <w:t>Konjungsi</w:t>
+            </w:r>
+            <w:proofErr w:type="spellEnd"/>
+            <w:r>
+              <w:t xml:space="preserve"> temporal </w:t>
+            </w:r>
+            <w:proofErr w:type="spellStart"/>
+            <w:r>
+              <w:t>pertentangan</w:t>
+            </w:r>
+            <w:proofErr w:type="spellEnd"/>
+            <w:r>
+              <w:t xml:space="preserve"> dan kata </w:t>
+            </w:r>
+            <w:proofErr w:type="spellStart"/>
+            <w:r>
+              <w:t>sifat</w:t>
             </w:r>
             <w:proofErr w:type="spellEnd"/>
           </w:p>
@@ -652,48 +1001,23 @@
             </w:pPr>
             <w:proofErr w:type="spellStart"/>
             <w:r>
-              <w:rPr>
-                <w:rFonts w:ascii="Arial" w:hAnsi="Arial"/>
-                <w:sz w:val="24"/>
-                <w:szCs w:val="24"/>
-              </w:rPr>
-              <w:t>Bahan</w:t>
-            </w:r>
-            <w:proofErr w:type="spellEnd"/>
-            <w:r>
-              <w:rPr>
-                <w:rFonts w:ascii="Arial" w:hAnsi="Arial"/>
-                <w:sz w:val="24"/>
-                <w:szCs w:val="24"/>
-              </w:rPr>
-              <w:t xml:space="preserve"> </w:t>
-            </w:r>
-            <w:proofErr w:type="spellStart"/>
-            <w:r>
-              <w:rPr>
-                <w:rFonts w:ascii="Arial" w:hAnsi="Arial"/>
-                <w:sz w:val="24"/>
-                <w:szCs w:val="24"/>
-              </w:rPr>
-              <w:t>Buatan</w:t>
-            </w:r>
-            <w:proofErr w:type="spellEnd"/>
-            <w:r>
-              <w:rPr>
-                <w:rFonts w:ascii="Arial" w:hAnsi="Arial"/>
-                <w:sz w:val="24"/>
-                <w:szCs w:val="24"/>
-              </w:rPr>
-              <w:t xml:space="preserve"> </w:t>
-            </w:r>
-            <w:proofErr w:type="spellStart"/>
-            <w:r>
-              <w:rPr>
-                <w:rFonts w:ascii="Arial" w:hAnsi="Arial"/>
-                <w:sz w:val="24"/>
-                <w:szCs w:val="24"/>
-              </w:rPr>
-              <w:t>Alam</w:t>
+              <w:t>Konjungsi</w:t>
+            </w:r>
+            <w:proofErr w:type="spellEnd"/>
+            <w:r>
+              <w:t xml:space="preserve"> temporal </w:t>
+            </w:r>
+            <w:proofErr w:type="spellStart"/>
+            <w:r>
+              <w:t>pertentangan</w:t>
+            </w:r>
+            <w:proofErr w:type="spellEnd"/>
+            <w:r>
+              <w:t xml:space="preserve"> dan kata </w:t>
+            </w:r>
+            <w:proofErr w:type="spellStart"/>
+            <w:r>
+              <w:t>sifat</w:t>
             </w:r>
             <w:proofErr w:type="spellEnd"/>
           </w:p>
@@ -740,7 +1064,7 @@
                 <w:sz w:val="24"/>
                 <w:szCs w:val="24"/>
               </w:rPr>
-              <w:t>A</w:t>
+              <w:t>B</w:t>
             </w:r>
           </w:p>
         </w:tc>
@@ -4493,6 +4817,7 @@
                 <w:sz w:val="24"/>
                 <w:szCs w:val="24"/>
               </w:rPr>
+              <w:lastRenderedPageBreak/>
               <w:t>A:)</w:t>
             </w:r>
           </w:p>
@@ -4776,7 +5101,6 @@
                 <w:szCs w:val="24"/>
                 <w:lang w:val="id-ID"/>
               </w:rPr>
-              <w:lastRenderedPageBreak/>
               <w:t>E</w:t>
             </w:r>
             <w:r>
@@ -7914,6 +8238,7 @@
                 <w:sz w:val="24"/>
                 <w:szCs w:val="24"/>
               </w:rPr>
+              <w:lastRenderedPageBreak/>
               <w:t>Q:12)</w:t>
             </w:r>
           </w:p>
@@ -8198,7 +8523,6 @@
               <w:rPr>
                 <w:noProof/>
               </w:rPr>
-              <w:lastRenderedPageBreak/>
               <w:drawing>
                 <wp:inline distT="0" distB="0" distL="0" distR="0" wp14:anchorId="4D41DF8C" wp14:editId="7329CA35">
                   <wp:extent cx="2580952" cy="552381"/>
@@ -8260,7 +8584,6 @@
                 <w:sz w:val="24"/>
                 <w:szCs w:val="24"/>
               </w:rPr>
-              <w:lastRenderedPageBreak/>
               <w:t>A:)</w:t>
             </w:r>
           </w:p>
@@ -11014,6 +11337,7 @@
                 <w:sz w:val="24"/>
                 <w:szCs w:val="24"/>
               </w:rPr>
+              <w:lastRenderedPageBreak/>
               <w:t>B:)</w:t>
             </w:r>
           </w:p>
@@ -11190,7 +11514,6 @@
                 <w:szCs w:val="24"/>
                 <w:lang w:val="id-ID"/>
               </w:rPr>
-              <w:lastRenderedPageBreak/>
               <w:t>E</w:t>
             </w:r>
             <w:r>
@@ -27056,7 +27379,7 @@
 </file>
 
 <file path=word/endnotes.xml><?xml version="1.0" encoding="utf-8"?>
-<w:endnotes xmlns:wpc="http://schemas.microsoft.com/office/word/2010/wordprocessingCanvas" xmlns:cx="http://schemas.microsoft.com/office/drawing/2014/chartex" xmlns:cx1="http://schemas.microsoft.com/office/drawing/2015/9/8/chartex" xmlns:cx2="http://schemas.microsoft.com/office/drawing/2015/10/21/chartex" xmlns:cx3="http://schemas.microsoft.com/office/drawing/2016/5/9/chartex" xmlns:cx4="http://schemas.microsoft.com/office/drawing/2016/5/10/chartex" xmlns:cx5="http://schemas.microsoft.com/office/drawing/2016/5/11/chartex" xmlns:cx6="http://schemas.microsoft.com/office/drawing/2016/5/12/chartex" xmlns:cx7="http://schemas.microsoft.com/office/drawing/2016/5/13/chartex" xmlns:cx8="http://schemas.microsoft.com/office/drawing/2016/5/14/chartex" xmlns:mc="http://schemas.openxmlformats.org/markup-compatibility/2006" xmlns:aink="http://schemas.microsoft.com/office/drawing/2016/ink" xmlns:am3d="http://schemas.microsoft.com/office/drawing/2017/model3d" xmlns:o="urn:schemas-microsoft-com:office:office" xmlns:r="http://schemas.openxmlformats.org/officeDocument/2006/relationships" xmlns:m="http://schemas.openxmlformats.org/officeDocument/2006/math" xmlns:v="urn:schemas-microsoft-com:vml" xmlns:wp14="http://schemas.microsoft.com/office/word/2010/wordprocessingDrawing" xmlns:wp="http://schemas.openxmlformats.org/drawingml/2006/wordprocessingDrawing" xmlns:w10="urn:schemas-microsoft-com:office:word" xmlns:w="http://schemas.openxmlformats.org/wordprocessingml/2006/main" xmlns:w14="http://schemas.microsoft.com/office/word/2010/wordml" xmlns:w15="http://schemas.microsoft.com/office/word/2012/wordml" xmlns:w16cex="http://schemas.microsoft.com/office/word/2018/wordml/cex" xmlns:w16cid="http://schemas.microsoft.com/office/word/2016/wordml/cid" xmlns:w16="http://schemas.microsoft.com/office/word/2018/wordml" xmlns:w16se="http://schemas.microsoft.com/office/word/2015/wordml/symex" xmlns:wpg="http://schemas.microsoft.com/office/word/2010/wordprocessingGroup" xmlns:wpi="http://schemas.microsoft.com/office/word/2010/wordprocessingInk" xmlns:wne="http://schemas.microsoft.com/office/word/2006/wordml" xmlns:wps="http://schemas.microsoft.com/office/word/2010/wordprocessingShape" mc:Ignorable="w14 w15 w16se w16cid w16 w16cex wp14">
+<w:endnotes xmlns:wpc="http://schemas.microsoft.com/office/word/2010/wordprocessingCanvas" xmlns:cx="http://schemas.microsoft.com/office/drawing/2014/chartex" xmlns:cx1="http://schemas.microsoft.com/office/drawing/2015/9/8/chartex" xmlns:cx2="http://schemas.microsoft.com/office/drawing/2015/10/21/chartex" xmlns:cx3="http://schemas.microsoft.com/office/drawing/2016/5/9/chartex" xmlns:cx4="http://schemas.microsoft.com/office/drawing/2016/5/10/chartex" xmlns:cx5="http://schemas.microsoft.com/office/drawing/2016/5/11/chartex" xmlns:cx6="http://schemas.microsoft.com/office/drawing/2016/5/12/chartex" xmlns:cx7="http://schemas.microsoft.com/office/drawing/2016/5/13/chartex" xmlns:cx8="http://schemas.microsoft.com/office/drawing/2016/5/14/chartex" xmlns:mc="http://schemas.openxmlformats.org/markup-compatibility/2006" xmlns:aink="http://schemas.microsoft.com/office/drawing/2016/ink" xmlns:am3d="http://schemas.microsoft.com/office/drawing/2017/model3d" xmlns:o="urn:schemas-microsoft-com:office:office" xmlns:r="http://schemas.openxmlformats.org/officeDocument/2006/relationships" xmlns:m="http://schemas.openxmlformats.org/officeDocument/2006/math" xmlns:v="urn:schemas-microsoft-com:vml" xmlns:wp14="http://schemas.microsoft.com/office/word/2010/wordprocessingDrawing" xmlns:wp="http://schemas.openxmlformats.org/drawingml/2006/wordprocessingDrawing" xmlns:w10="urn:schemas-microsoft-com:office:word" xmlns:w="http://schemas.openxmlformats.org/wordprocessingml/2006/main" xmlns:w14="http://schemas.microsoft.com/office/word/2010/wordml" xmlns:w15="http://schemas.microsoft.com/office/word/2012/wordml" xmlns:w16cex="http://schemas.microsoft.com/office/word/2018/wordml/cex" xmlns:w16cid="http://schemas.microsoft.com/office/word/2016/wordml/cid" xmlns:w16="http://schemas.microsoft.com/office/word/2018/wordml" xmlns:w16sdtdh="http://schemas.microsoft.com/office/word/2020/wordml/sdtdatahash" xmlns:w16se="http://schemas.microsoft.com/office/word/2015/wordml/symex" xmlns:wpg="http://schemas.microsoft.com/office/word/2010/wordprocessingGroup" xmlns:wpi="http://schemas.microsoft.com/office/word/2010/wordprocessingInk" xmlns:wne="http://schemas.microsoft.com/office/word/2006/wordml" xmlns:wps="http://schemas.microsoft.com/office/word/2010/wordprocessingShape" mc:Ignorable="w14 w15 w16se w16cid w16 w16cex w16sdtdh wp14">
   <w:endnote w:type="separator" w:id="-1">
     <w:p>
       <w:pPr>
@@ -27081,7 +27404,7 @@
 </file>
 
 <file path=word/footnotes.xml><?xml version="1.0" encoding="utf-8"?>
-<w:footnotes xmlns:wpc="http://schemas.microsoft.com/office/word/2010/wordprocessingCanvas" xmlns:cx="http://schemas.microsoft.com/office/drawing/2014/chartex" xmlns:cx1="http://schemas.microsoft.com/office/drawing/2015/9/8/chartex" xmlns:cx2="http://schemas.microsoft.com/office/drawing/2015/10/21/chartex" xmlns:cx3="http://schemas.microsoft.com/office/drawing/2016/5/9/chartex" xmlns:cx4="http://schemas.microsoft.com/office/drawing/2016/5/10/chartex" xmlns:cx5="http://schemas.microsoft.com/office/drawing/2016/5/11/chartex" xmlns:cx6="http://schemas.microsoft.com/office/drawing/2016/5/12/chartex" xmlns:cx7="http://schemas.microsoft.com/office/drawing/2016/5/13/chartex" xmlns:cx8="http://schemas.microsoft.com/office/drawing/2016/5/14/chartex" xmlns:mc="http://schemas.openxmlformats.org/markup-compatibility/2006" xmlns:aink="http://schemas.microsoft.com/office/drawing/2016/ink" xmlns:am3d="http://schemas.microsoft.com/office/drawing/2017/model3d" xmlns:o="urn:schemas-microsoft-com:office:office" xmlns:r="http://schemas.openxmlformats.org/officeDocument/2006/relationships" xmlns:m="http://schemas.openxmlformats.org/officeDocument/2006/math" xmlns:v="urn:schemas-microsoft-com:vml" xmlns:wp14="http://schemas.microsoft.com/office/word/2010/wordprocessingDrawing" xmlns:wp="http://schemas.openxmlformats.org/drawingml/2006/wordprocessingDrawing" xmlns:w10="urn:schemas-microsoft-com:office:word" xmlns:w="http://schemas.openxmlformats.org/wordprocessingml/2006/main" xmlns:w14="http://schemas.microsoft.com/office/word/2010/wordml" xmlns:w15="http://schemas.microsoft.com/office/word/2012/wordml" xmlns:w16cex="http://schemas.microsoft.com/office/word/2018/wordml/cex" xmlns:w16cid="http://schemas.microsoft.com/office/word/2016/wordml/cid" xmlns:w16="http://schemas.microsoft.com/office/word/2018/wordml" xmlns:w16se="http://schemas.microsoft.com/office/word/2015/wordml/symex" xmlns:wpg="http://schemas.microsoft.com/office/word/2010/wordprocessingGroup" xmlns:wpi="http://schemas.microsoft.com/office/word/2010/wordprocessingInk" xmlns:wne="http://schemas.microsoft.com/office/word/2006/wordml" xmlns:wps="http://schemas.microsoft.com/office/word/2010/wordprocessingShape" mc:Ignorable="w14 w15 w16se w16cid w16 w16cex wp14">
+<w:footnotes xmlns:wpc="http://schemas.microsoft.com/office/word/2010/wordprocessingCanvas" xmlns:cx="http://schemas.microsoft.com/office/drawing/2014/chartex" xmlns:cx1="http://schemas.microsoft.com/office/drawing/2015/9/8/chartex" xmlns:cx2="http://schemas.microsoft.com/office/drawing/2015/10/21/chartex" xmlns:cx3="http://schemas.microsoft.com/office/drawing/2016/5/9/chartex" xmlns:cx4="http://schemas.microsoft.com/office/drawing/2016/5/10/chartex" xmlns:cx5="http://schemas.microsoft.com/office/drawing/2016/5/11/chartex" xmlns:cx6="http://schemas.microsoft.com/office/drawing/2016/5/12/chartex" xmlns:cx7="http://schemas.microsoft.com/office/drawing/2016/5/13/chartex" xmlns:cx8="http://schemas.microsoft.com/office/drawing/2016/5/14/chartex" xmlns:mc="http://schemas.openxmlformats.org/markup-compatibility/2006" xmlns:aink="http://schemas.microsoft.com/office/drawing/2016/ink" xmlns:am3d="http://schemas.microsoft.com/office/drawing/2017/model3d" xmlns:o="urn:schemas-microsoft-com:office:office" xmlns:r="http://schemas.openxmlformats.org/officeDocument/2006/relationships" xmlns:m="http://schemas.openxmlformats.org/officeDocument/2006/math" xmlns:v="urn:schemas-microsoft-com:vml" xmlns:wp14="http://schemas.microsoft.com/office/word/2010/wordprocessingDrawing" xmlns:wp="http://schemas.openxmlformats.org/drawingml/2006/wordprocessingDrawing" xmlns:w10="urn:schemas-microsoft-com:office:word" xmlns:w="http://schemas.openxmlformats.org/wordprocessingml/2006/main" xmlns:w14="http://schemas.microsoft.com/office/word/2010/wordml" xmlns:w15="http://schemas.microsoft.com/office/word/2012/wordml" xmlns:w16cex="http://schemas.microsoft.com/office/word/2018/wordml/cex" xmlns:w16cid="http://schemas.microsoft.com/office/word/2016/wordml/cid" xmlns:w16="http://schemas.microsoft.com/office/word/2018/wordml" xmlns:w16sdtdh="http://schemas.microsoft.com/office/word/2020/wordml/sdtdatahash" xmlns:w16se="http://schemas.microsoft.com/office/word/2015/wordml/symex" xmlns:wpg="http://schemas.microsoft.com/office/word/2010/wordprocessingGroup" xmlns:wpi="http://schemas.microsoft.com/office/word/2010/wordprocessingInk" xmlns:wne="http://schemas.microsoft.com/office/word/2006/wordml" xmlns:wps="http://schemas.microsoft.com/office/word/2010/wordprocessingShape" mc:Ignorable="w14 w15 w16se w16cid w16 w16cex w16sdtdh wp14">
   <w:footnote w:type="separator" w:id="-1">
     <w:p>
       <w:pPr>
@@ -27106,7 +27429,7 @@
 </file>
 
 <file path=word/header1.xml><?xml version="1.0" encoding="utf-8"?>
-<w:hdr xmlns:wpc="http://schemas.microsoft.com/office/word/2010/wordprocessingCanvas" xmlns:cx="http://schemas.microsoft.com/office/drawing/2014/chartex" xmlns:cx1="http://schemas.microsoft.com/office/drawing/2015/9/8/chartex" xmlns:cx2="http://schemas.microsoft.com/office/drawing/2015/10/21/chartex" xmlns:cx3="http://schemas.microsoft.com/office/drawing/2016/5/9/chartex" xmlns:cx4="http://schemas.microsoft.com/office/drawing/2016/5/10/chartex" xmlns:cx5="http://schemas.microsoft.com/office/drawing/2016/5/11/chartex" xmlns:cx6="http://schemas.microsoft.com/office/drawing/2016/5/12/chartex" xmlns:cx7="http://schemas.microsoft.com/office/drawing/2016/5/13/chartex" xmlns:cx8="http://schemas.microsoft.com/office/drawing/2016/5/14/chartex" xmlns:mc="http://schemas.openxmlformats.org/markup-compatibility/2006" xmlns:aink="http://schemas.microsoft.com/office/drawing/2016/ink" xmlns:am3d="http://schemas.microsoft.com/office/drawing/2017/model3d" xmlns:o="urn:schemas-microsoft-com:office:office" xmlns:r="http://schemas.openxmlformats.org/officeDocument/2006/relationships" xmlns:m="http://schemas.openxmlformats.org/officeDocument/2006/math" xmlns:v="urn:schemas-microsoft-com:vml" xmlns:wp14="http://schemas.microsoft.com/office/word/2010/wordprocessingDrawing" xmlns:wp="http://schemas.openxmlformats.org/drawingml/2006/wordprocessingDrawing" xmlns:w10="urn:schemas-microsoft-com:office:word" xmlns:w="http://schemas.openxmlformats.org/wordprocessingml/2006/main" xmlns:w14="http://schemas.microsoft.com/office/word/2010/wordml" xmlns:w15="http://schemas.microsoft.com/office/word/2012/wordml" xmlns:w16cex="http://schemas.microsoft.com/office/word/2018/wordml/cex" xmlns:w16cid="http://schemas.microsoft.com/office/word/2016/wordml/cid" xmlns:w16="http://schemas.microsoft.com/office/word/2018/wordml" xmlns:w16se="http://schemas.microsoft.com/office/word/2015/wordml/symex" xmlns:wpg="http://schemas.microsoft.com/office/word/2010/wordprocessingGroup" xmlns:wpi="http://schemas.microsoft.com/office/word/2010/wordprocessingInk" xmlns:wne="http://schemas.microsoft.com/office/word/2006/wordml" xmlns:wps="http://schemas.microsoft.com/office/word/2010/wordprocessingShape" mc:Ignorable="w14 w15 w16se w16cid w16 w16cex wp14">
+<w:hdr xmlns:wpc="http://schemas.microsoft.com/office/word/2010/wordprocessingCanvas" xmlns:cx="http://schemas.microsoft.com/office/drawing/2014/chartex" xmlns:cx1="http://schemas.microsoft.com/office/drawing/2015/9/8/chartex" xmlns:cx2="http://schemas.microsoft.com/office/drawing/2015/10/21/chartex" xmlns:cx3="http://schemas.microsoft.com/office/drawing/2016/5/9/chartex" xmlns:cx4="http://schemas.microsoft.com/office/drawing/2016/5/10/chartex" xmlns:cx5="http://schemas.microsoft.com/office/drawing/2016/5/11/chartex" xmlns:cx6="http://schemas.microsoft.com/office/drawing/2016/5/12/chartex" xmlns:cx7="http://schemas.microsoft.com/office/drawing/2016/5/13/chartex" xmlns:cx8="http://schemas.microsoft.com/office/drawing/2016/5/14/chartex" xmlns:mc="http://schemas.openxmlformats.org/markup-compatibility/2006" xmlns:aink="http://schemas.microsoft.com/office/drawing/2016/ink" xmlns:am3d="http://schemas.microsoft.com/office/drawing/2017/model3d" xmlns:o="urn:schemas-microsoft-com:office:office" xmlns:r="http://schemas.openxmlformats.org/officeDocument/2006/relationships" xmlns:m="http://schemas.openxmlformats.org/officeDocument/2006/math" xmlns:v="urn:schemas-microsoft-com:vml" xmlns:wp14="http://schemas.microsoft.com/office/word/2010/wordprocessingDrawing" xmlns:wp="http://schemas.openxmlformats.org/drawingml/2006/wordprocessingDrawing" xmlns:w10="urn:schemas-microsoft-com:office:word" xmlns:w="http://schemas.openxmlformats.org/wordprocessingml/2006/main" xmlns:w14="http://schemas.microsoft.com/office/word/2010/wordml" xmlns:w15="http://schemas.microsoft.com/office/word/2012/wordml" xmlns:w16cex="http://schemas.microsoft.com/office/word/2018/wordml/cex" xmlns:w16cid="http://schemas.microsoft.com/office/word/2016/wordml/cid" xmlns:w16="http://schemas.microsoft.com/office/word/2018/wordml" xmlns:w16sdtdh="http://schemas.microsoft.com/office/word/2020/wordml/sdtdatahash" xmlns:w16se="http://schemas.microsoft.com/office/word/2015/wordml/symex" xmlns:wpg="http://schemas.microsoft.com/office/word/2010/wordprocessingGroup" xmlns:wpi="http://schemas.microsoft.com/office/word/2010/wordprocessingInk" xmlns:wne="http://schemas.microsoft.com/office/word/2006/wordml" xmlns:wps="http://schemas.microsoft.com/office/word/2010/wordprocessingShape" mc:Ignorable="w14 w15 w16se w16cid w16 w16cex w16sdtdh wp14">
   <w:p>
     <w:pPr>
       <w:pStyle w:val="Header"/>
@@ -27251,7 +27574,7 @@
 </file>
 
 <file path=word/numbering.xml><?xml version="1.0" encoding="utf-8"?>
-<w:numbering xmlns:wpc="http://schemas.microsoft.com/office/word/2010/wordprocessingCanvas" xmlns:cx="http://schemas.microsoft.com/office/drawing/2014/chartex" xmlns:cx1="http://schemas.microsoft.com/office/drawing/2015/9/8/chartex" xmlns:cx2="http://schemas.microsoft.com/office/drawing/2015/10/21/chartex" xmlns:cx3="http://schemas.microsoft.com/office/drawing/2016/5/9/chartex" xmlns:cx4="http://schemas.microsoft.com/office/drawing/2016/5/10/chartex" xmlns:cx5="http://schemas.microsoft.com/office/drawing/2016/5/11/chartex" xmlns:cx6="http://schemas.microsoft.com/office/drawing/2016/5/12/chartex" xmlns:cx7="http://schemas.microsoft.com/office/drawing/2016/5/13/chartex" xmlns:cx8="http://schemas.microsoft.com/office/drawing/2016/5/14/chartex" xmlns:mc="http://schemas.openxmlformats.org/markup-compatibility/2006" xmlns:aink="http://schemas.microsoft.com/office/drawing/2016/ink" xmlns:am3d="http://schemas.microsoft.com/office/drawing/2017/model3d" xmlns:o="urn:schemas-microsoft-com:office:office" xmlns:r="http://schemas.openxmlformats.org/officeDocument/2006/relationships" xmlns:m="http://schemas.openxmlformats.org/officeDocument/2006/math" xmlns:v="urn:schemas-microsoft-com:vml" xmlns:wp14="http://schemas.microsoft.com/office/word/2010/wordprocessingDrawing" xmlns:wp="http://schemas.openxmlformats.org/drawingml/2006/wordprocessingDrawing" xmlns:w10="urn:schemas-microsoft-com:office:word" xmlns:w="http://schemas.openxmlformats.org/wordprocessingml/2006/main" xmlns:w14="http://schemas.microsoft.com/office/word/2010/wordml" xmlns:w15="http://schemas.microsoft.com/office/word/2012/wordml" xmlns:w16cex="http://schemas.microsoft.com/office/word/2018/wordml/cex" xmlns:w16cid="http://schemas.microsoft.com/office/word/2016/wordml/cid" xmlns:w16="http://schemas.microsoft.com/office/word/2018/wordml" xmlns:w16se="http://schemas.microsoft.com/office/word/2015/wordml/symex" xmlns:wpg="http://schemas.microsoft.com/office/word/2010/wordprocessingGroup" xmlns:wpi="http://schemas.microsoft.com/office/word/2010/wordprocessingInk" xmlns:wne="http://schemas.microsoft.com/office/word/2006/wordml" xmlns:wps="http://schemas.microsoft.com/office/word/2010/wordprocessingShape" mc:Ignorable="w14 w15 w16se w16cid w16 w16cex wp14">
+<w:numbering xmlns:wpc="http://schemas.microsoft.com/office/word/2010/wordprocessingCanvas" xmlns:cx="http://schemas.microsoft.com/office/drawing/2014/chartex" xmlns:cx1="http://schemas.microsoft.com/office/drawing/2015/9/8/chartex" xmlns:cx2="http://schemas.microsoft.com/office/drawing/2015/10/21/chartex" xmlns:cx3="http://schemas.microsoft.com/office/drawing/2016/5/9/chartex" xmlns:cx4="http://schemas.microsoft.com/office/drawing/2016/5/10/chartex" xmlns:cx5="http://schemas.microsoft.com/office/drawing/2016/5/11/chartex" xmlns:cx6="http://schemas.microsoft.com/office/drawing/2016/5/12/chartex" xmlns:cx7="http://schemas.microsoft.com/office/drawing/2016/5/13/chartex" xmlns:cx8="http://schemas.microsoft.com/office/drawing/2016/5/14/chartex" xmlns:mc="http://schemas.openxmlformats.org/markup-compatibility/2006" xmlns:aink="http://schemas.microsoft.com/office/drawing/2016/ink" xmlns:am3d="http://schemas.microsoft.com/office/drawing/2017/model3d" xmlns:o="urn:schemas-microsoft-com:office:office" xmlns:r="http://schemas.openxmlformats.org/officeDocument/2006/relationships" xmlns:m="http://schemas.openxmlformats.org/officeDocument/2006/math" xmlns:v="urn:schemas-microsoft-com:vml" xmlns:wp14="http://schemas.microsoft.com/office/word/2010/wordprocessingDrawing" xmlns:wp="http://schemas.openxmlformats.org/drawingml/2006/wordprocessingDrawing" xmlns:w10="urn:schemas-microsoft-com:office:word" xmlns:w="http://schemas.openxmlformats.org/wordprocessingml/2006/main" xmlns:w14="http://schemas.microsoft.com/office/word/2010/wordml" xmlns:w15="http://schemas.microsoft.com/office/word/2012/wordml" xmlns:w16cex="http://schemas.microsoft.com/office/word/2018/wordml/cex" xmlns:w16cid="http://schemas.microsoft.com/office/word/2016/wordml/cid" xmlns:w16="http://schemas.microsoft.com/office/word/2018/wordml" xmlns:w16sdtdh="http://schemas.microsoft.com/office/word/2020/wordml/sdtdatahash" xmlns:w16se="http://schemas.microsoft.com/office/word/2015/wordml/symex" xmlns:wpg="http://schemas.microsoft.com/office/word/2010/wordprocessingGroup" xmlns:wpi="http://schemas.microsoft.com/office/word/2010/wordprocessingInk" xmlns:wne="http://schemas.microsoft.com/office/word/2006/wordml" xmlns:wps="http://schemas.microsoft.com/office/word/2010/wordprocessingShape" mc:Ignorable="w14 w15 w16se w16cid w16 w16cex w16sdtdh wp14">
   <w:abstractNum w:abstractNumId="0" w15:restartNumberingAfterBreak="0">
     <w:nsid w:val="007B2B82"/>
     <w:multiLevelType w:val="hybridMultilevel"/>
@@ -31114,7 +31437,7 @@
 </file>
 
 <file path=word/styles.xml><?xml version="1.0" encoding="utf-8"?>
-<w:styles xmlns:mc="http://schemas.openxmlformats.org/markup-compatibility/2006" xmlns:r="http://schemas.openxmlformats.org/officeDocument/2006/relationships" xmlns:w="http://schemas.openxmlformats.org/wordprocessingml/2006/main" xmlns:w14="http://schemas.microsoft.com/office/word/2010/wordml" xmlns:w15="http://schemas.microsoft.com/office/word/2012/wordml" xmlns:w16cex="http://schemas.microsoft.com/office/word/2018/wordml/cex" xmlns:w16cid="http://schemas.microsoft.com/office/word/2016/wordml/cid" xmlns:w16="http://schemas.microsoft.com/office/word/2018/wordml" xmlns:w16se="http://schemas.microsoft.com/office/word/2015/wordml/symex" mc:Ignorable="w14 w15 w16se w16cid w16 w16cex">
+<w:styles xmlns:mc="http://schemas.openxmlformats.org/markup-compatibility/2006" xmlns:r="http://schemas.openxmlformats.org/officeDocument/2006/relationships" xmlns:w="http://schemas.openxmlformats.org/wordprocessingml/2006/main" xmlns:w14="http://schemas.microsoft.com/office/word/2010/wordml" xmlns:w15="http://schemas.microsoft.com/office/word/2012/wordml" xmlns:w16cex="http://schemas.microsoft.com/office/word/2018/wordml/cex" xmlns:w16cid="http://schemas.microsoft.com/office/word/2016/wordml/cid" xmlns:w16="http://schemas.microsoft.com/office/word/2018/wordml" xmlns:w16sdtdh="http://schemas.microsoft.com/office/word/2020/wordml/sdtdatahash" xmlns:w16se="http://schemas.microsoft.com/office/word/2015/wordml/symex" mc:Ignorable="w14 w15 w16se w16cid w16 w16cex w16sdtdh">
   <w:docDefaults>
     <w:rPrDefault>
       <w:rPr>
@@ -31219,7 +31542,7 @@
     <w:lsdException w:name="E-mail Signature" w:semiHidden="1" w:unhideWhenUsed="1"/>
     <w:lsdException w:name="HTML Top of Form" w:semiHidden="1" w:unhideWhenUsed="1"/>
     <w:lsdException w:name="HTML Bottom of Form" w:semiHidden="1" w:unhideWhenUsed="1"/>
-    <w:lsdException w:name="Normal (Web)" w:semiHidden="1" w:uiPriority="1" w:unhideWhenUsed="1"/>
+    <w:lsdException w:name="Normal (Web)" w:semiHidden="1" w:unhideWhenUsed="1"/>
     <w:lsdException w:name="HTML Acronym" w:semiHidden="1" w:unhideWhenUsed="1"/>
     <w:lsdException w:name="HTML Address" w:semiHidden="1" w:unhideWhenUsed="1"/>
     <w:lsdException w:name="HTML Cite" w:semiHidden="1" w:unhideWhenUsed="1"/>
@@ -31930,7 +32253,7 @@
   <w:style w:type="paragraph" w:styleId="NormalWeb">
     <w:name w:val="Normal (Web)"/>
     <w:basedOn w:val="Normal"/>
-    <w:uiPriority w:val="1"/>
+    <w:uiPriority w:val="99"/>
     <w:rsid w:val="00FC592F"/>
   </w:style>
   <w:style w:type="paragraph" w:styleId="BalloonText">
